--- a/ExamTemplate.Documents/Word/ExamTemplate-ar.docx
+++ b/ExamTemplate.Documents/Word/ExamTemplate-ar.docx
@@ -582,6 +582,28 @@
         <w:t xml:space="preserve">ملخص الإجابات</w:t>
       </w:r>
     </w:p>
+    <w:p>
+      <w:pPr>
+        <w:pStyle w:val="TemplateControl"/>
+      </w:pPr>
+      <w:r>
+        <w:rPr>
+          <w:rtl/>
+        </w:rPr>
+        <w:t xml:space="preserve">{{#foreach g in SummaryGroups}}</w:t>
+      </w:r>
+    </w:p>
+    <w:p>
+      <w:pPr>
+        <w:pStyle w:val="ExamSummaryHeading"/>
+      </w:pPr>
+      <w:r>
+        <w:rPr>
+          <w:rtl/>
+        </w:rPr>
+        <w:t xml:space="preserve">{{g.Heading}}</w:t>
+      </w:r>
+    </w:p>
     <w:tbl>
       <w:tblPr>
         <w:bidiVisual/>
@@ -629,7 +651,7 @@
               <w:rPr>
                 <w:rtl/>
               </w:rPr>
-              <w:t xml:space="preserve">{{#foreach r in SummaryRows}}</w:t>
+              <w:t xml:space="preserve">{{#foreach r in g.Rows}}</w:t>
             </w:r>
           </w:p>
         </w:tc>
@@ -1032,6 +1054,17 @@
         </w:tc>
       </w:tr>
     </w:tbl>
+    <w:p>
+      <w:pPr>
+        <w:pStyle w:val="TemplateControl"/>
+      </w:pPr>
+      <w:r>
+        <w:rPr>
+          <w:rtl/>
+        </w:rPr>
+        <w:t xml:space="preserve">{{/foreach}}</w:t>
+      </w:r>
+    </w:p>
     <w:p>
       <w:pPr>
         <w:pStyle w:val="ExamSpacer"/>
@@ -1233,6 +1266,39 @@
           <w:rtl/>
         </w:rPr>
         <w:t xml:space="preserve">{{#foreach s in Sections}}</w:t>
+      </w:r>
+    </w:p>
+    <w:p>
+      <w:pPr>
+        <w:pStyle w:val="TemplateControl"/>
+      </w:pPr>
+      <w:r>
+        <w:rPr>
+          <w:rtl/>
+        </w:rPr>
+        <w:t xml:space="preserve">{{#if s.HasChoiceNotice}}</w:t>
+      </w:r>
+    </w:p>
+    <w:p>
+      <w:pPr>
+        <w:pStyle w:val="ExamChoiceNotice"/>
+      </w:pPr>
+      <w:r>
+        <w:rPr>
+          <w:rtl/>
+        </w:rPr>
+        <w:t xml:space="preserve">{{s.ChoiceNotice}}</w:t>
+      </w:r>
+    </w:p>
+    <w:p>
+      <w:pPr>
+        <w:pStyle w:val="TemplateControl"/>
+      </w:pPr>
+      <w:r>
+        <w:rPr>
+          <w:rtl/>
+        </w:rPr>
+        <w:t xml:space="preserve">{{/if}}</w:t>
       </w:r>
     </w:p>
     <w:p>
@@ -1451,7 +1517,7 @@
               <w:rPr>
                 <w:rtl/>
               </w:rPr>
-              <w:t xml:space="preserve">{{q.Number}}.</w:t>
+              <w:t xml:space="preserve">{{q.Label}}</w:t>
             </w:r>
           </w:p>
         </w:tc>
@@ -1633,7 +1699,7 @@
               <w:rPr>
                 <w:rtl/>
               </w:rPr>
-              <w:t xml:space="preserve">{{q.Number}}.</w:t>
+              <w:t xml:space="preserve">{{q.Label}}</w:t>
             </w:r>
           </w:p>
         </w:tc>
@@ -2993,14 +3059,14 @@
       <w:szCs w:val="22"/>
     </w:rPr>
   </w:style>
-  <w:style w:type="paragraph" w:customStyle="1" w:styleId="ExamSummaryNumber">
-    <w:name w:val="ExamSummaryNumber"/>
-    <w:basedOn w:val="Normal"/>
-    <w:qFormat/>
-    <w:pPr>
-      <w:bidi/>
-      <w:spacing w:before="0" w:after="0" w:line="240" w:lineRule="auto"/>
-      <w:jc w:val="center"/>
+  <w:style w:type="paragraph" w:customStyle="1" w:styleId="ExamSummaryHeading">
+    <w:name w:val="ExamSummaryHeading"/>
+    <w:basedOn w:val="Normal"/>
+    <w:qFormat/>
+    <w:pPr>
+      <w:keepNext/>
+      <w:bidi/>
+      <w:spacing w:before="60" w:after="20" w:line="240" w:lineRule="auto"/>
     </w:pPr>
     <w:rPr>
       <w:rFonts w:ascii="Noto Naskh Arabic" w:hAnsi="Noto Naskh Arabic" w:eastAsia="Noto Naskh Arabic" w:cs="Noto Naskh Arabic"/>
@@ -3011,6 +3077,24 @@
       <w:szCs w:val="20"/>
     </w:rPr>
   </w:style>
+  <w:style w:type="paragraph" w:customStyle="1" w:styleId="ExamSummaryNumber">
+    <w:name w:val="ExamSummaryNumber"/>
+    <w:basedOn w:val="Normal"/>
+    <w:qFormat/>
+    <w:pPr>
+      <w:bidi/>
+      <w:spacing w:before="0" w:after="0" w:line="240" w:lineRule="auto"/>
+      <w:jc w:val="center"/>
+    </w:pPr>
+    <w:rPr>
+      <w:rFonts w:ascii="Noto Naskh Arabic" w:hAnsi="Noto Naskh Arabic" w:eastAsia="Noto Naskh Arabic" w:cs="Noto Naskh Arabic"/>
+      <w:b/>
+      <w:bCs/>
+      <w:color w:val="000000"/>
+      <w:sz w:val="20"/>
+      <w:szCs w:val="20"/>
+    </w:rPr>
+  </w:style>
   <w:style w:type="paragraph" w:customStyle="1" w:styleId="ExamSummaryAnswer">
     <w:name w:val="ExamSummaryAnswer"/>
     <w:basedOn w:val="Normal"/>
@@ -3077,14 +3161,15 @@
       <w:szCs w:val="21"/>
     </w:rPr>
   </w:style>
-  <w:style w:type="paragraph" w:customStyle="1" w:styleId="ExamSectionTitle">
-    <w:name w:val="ExamSectionTitle"/>
+  <w:style w:type="paragraph" w:customStyle="1" w:styleId="ExamChoiceNotice">
+    <w:name w:val="ExamChoiceNotice"/>
     <w:basedOn w:val="Normal"/>
     <w:qFormat/>
     <w:pPr>
       <w:keepNext/>
       <w:bidi/>
-      <w:spacing w:before="0" w:after="0" w:line="240" w:lineRule="auto"/>
+      <w:spacing w:before="80" w:after="40" w:line="240" w:lineRule="auto"/>
+      <w:jc w:val="center"/>
     </w:pPr>
     <w:rPr>
       <w:rFonts w:ascii="Noto Naskh Arabic" w:hAnsi="Noto Naskh Arabic" w:eastAsia="Noto Naskh Arabic" w:cs="Noto Naskh Arabic"/>
@@ -3095,6 +3180,24 @@
       <w:szCs w:val="24"/>
     </w:rPr>
   </w:style>
+  <w:style w:type="paragraph" w:customStyle="1" w:styleId="ExamSectionTitle">
+    <w:name w:val="ExamSectionTitle"/>
+    <w:basedOn w:val="Normal"/>
+    <w:qFormat/>
+    <w:pPr>
+      <w:keepNext/>
+      <w:bidi/>
+      <w:spacing w:before="0" w:after="0" w:line="240" w:lineRule="auto"/>
+    </w:pPr>
+    <w:rPr>
+      <w:rFonts w:ascii="Noto Naskh Arabic" w:hAnsi="Noto Naskh Arabic" w:eastAsia="Noto Naskh Arabic" w:cs="Noto Naskh Arabic"/>
+      <w:b/>
+      <w:bCs/>
+      <w:color w:val="000000"/>
+      <w:sz w:val="24"/>
+      <w:szCs w:val="24"/>
+    </w:rPr>
+  </w:style>
   <w:style w:type="paragraph" w:customStyle="1" w:styleId="ExamSectionInstruction">
     <w:name w:val="ExamSectionInstruction"/>
     <w:basedOn w:val="Normal"/>
